--- a/Implementation Docs/CBM Test Instance-CRM-Reference.docx
+++ b/Implementation Docs/CBM Test Instance-CRM-Reference.docx
@@ -54,7 +54,7 @@
         <w:rPr>
           <w:sz w:val="22"/>
         </w:rPr>
-        <w:t>Generated: 2026-03-28 04:00 UTC</w:t>
+        <w:t>Generated: 2026-03-28 16:34 UTC</w:t>
       </w:r>
     </w:p>
     <w:p/>
@@ -29140,6 +29140,11 @@
     </w:p>
     <w:p>
       <w:r>
+        <w:t>• Departed</w:t>
+      </w:r>
+    </w:p>
+    <w:p>
+      <w:r>
         <w:t>• Declined</w:t>
       </w:r>
     </w:p>
@@ -29162,6 +29167,11 @@
     <w:p>
       <w:r>
         <w:t>• Submitted</w:t>
+      </w:r>
+    </w:p>
+    <w:p>
+      <w:r>
+        <w:t>• Declined</w:t>
       </w:r>
     </w:p>
     <w:p>
